--- a/Proyecto 5/ET_Proyecto_5_EnergiTech_v1.0.docx
+++ b/Proyecto 5/ET_Proyecto_5_EnergiTech_v1.0.docx
@@ -329,10 +329,7 @@
         <w:t>El sistema calcula el porcentaje de registros repetidos sobre el total</w:t>
       </w:r>
       <w:r>
-        <w:t xml:space="preserve">. </w:t>
-      </w:r>
-      <w:r>
-        <w:t xml:space="preserve">Se ejecuta una consulta de agregación para identificar </w:t>
+        <w:t xml:space="preserve">. Se ejecuta una consulta de agregación para identificar </w:t>
       </w:r>
       <w:proofErr w:type="spellStart"/>
       <w:r>
@@ -409,10 +406,7 @@
       </w:r>
       <w:proofErr w:type="gramEnd"/>
       <w:r>
-        <w:t xml:space="preserve"> de error</w:t>
-      </w:r>
-      <w:r>
-        <w:t xml:space="preserve">. </w:t>
+        <w:t xml:space="preserve"> de error. </w:t>
       </w:r>
     </w:p>
     <w:p>
@@ -718,14 +712,7 @@
           <w:b/>
           <w:bCs/>
         </w:rPr>
-        <w:t>Pasos del Procedimiento</w:t>
-      </w:r>
-      <w:r>
-        <w:rPr>
-          <w:b/>
-          <w:bCs/>
-        </w:rPr>
-        <w:t>:</w:t>
+        <w:t>Pasos del Procedimiento:</w:t>
       </w:r>
     </w:p>
     <w:p>
@@ -746,13 +733,7 @@
         <w:t>Perfilado</w:t>
       </w:r>
       <w:r>
-        <w:t xml:space="preserve">: Se realiza un conteo de valores nulos o </w:t>
-      </w:r>
-      <w:r>
-        <w:t>vacíos</w:t>
-      </w:r>
-      <w:r>
-        <w:t xml:space="preserve"> en las columnas objetivo del día anterior.</w:t>
+        <w:t>: Se realiza un conteo de valores nulos o vacíos en las columnas objetivo del día anterior.</w:t>
       </w:r>
     </w:p>
     <w:p>
@@ -773,10 +754,7 @@
         <w:t>Cálculo</w:t>
       </w:r>
       <w:r>
-        <w:t>: Se determina el porcentaje de registros válidos sobre el total esperado</w:t>
-      </w:r>
-      <w:r>
-        <w:t xml:space="preserve">. </w:t>
+        <w:t xml:space="preserve">: Se determina el porcentaje de registros válidos sobre el total esperado. </w:t>
       </w:r>
     </w:p>
     <w:p>
@@ -982,10 +960,7 @@
         <w:t>o Fiable para evitar que la IA aprenda de registros incompletos se inicia una revisión técnica de la conectividad de los sensores en la zona afectada.</w:t>
       </w:r>
     </w:p>
-    <w:p>
-      <w:bookmarkStart w:id="0" w:name="_GoBack"/>
-      <w:bookmarkEnd w:id="0"/>
-    </w:p>
+    <w:p/>
     <w:p>
       <w:pPr>
         <w:pStyle w:val="Ttulo3"/>
@@ -1320,19 +1295,7 @@
         <w:rPr>
           <w:iCs/>
         </w:rPr>
-        <w:t xml:space="preserve">, el objetivo operativo es mantenerse </w:t>
-      </w:r>
-      <w:r>
-        <w:rPr>
-          <w:iCs/>
-        </w:rPr>
-        <w:t>en el 100%</w:t>
-      </w:r>
-      <w:r>
-        <w:rPr>
-          <w:iCs/>
-        </w:rPr>
-        <w:t>.</w:t>
+        <w:t>, el objetivo operativo es mantenerse en el 100%.</w:t>
       </w:r>
       <w:r>
         <w:t xml:space="preserve"> </w:t>
@@ -1382,31 +1345,23 @@
     </w:p>
     <w:p>
       <w:pPr>
+        <w:rPr>
+          <w:b/>
+          <w:bCs/>
+          <w:color w:val="4472C4" w:themeColor="accent1"/>
+          <w:sz w:val="36"/>
+          <w:szCs w:val="27"/>
+        </w:rPr>
+      </w:pPr>
+      <w:bookmarkStart w:id="0" w:name="_GoBack"/>
+      <w:bookmarkEnd w:id="0"/>
+    </w:p>
+    <w:p>
+      <w:pPr>
         <w:pStyle w:val="Titulo1"/>
       </w:pPr>
       <w:r>
-        <w:t xml:space="preserve">2. </w:t>
-      </w:r>
-      <w:r>
-        <w:t xml:space="preserve">Entorno de </w:t>
-      </w:r>
-      <w:r>
-        <w:t>m</w:t>
-      </w:r>
-      <w:r>
-        <w:t xml:space="preserve">onitorización y </w:t>
-      </w:r>
-      <w:r>
-        <w:t>c</w:t>
-      </w:r>
-      <w:r>
-        <w:t xml:space="preserve">uadro de </w:t>
-      </w:r>
-      <w:r>
-        <w:t>m</w:t>
-      </w:r>
-      <w:r>
-        <w:t>andos</w:t>
+        <w:t>2. Entorno de monitorización y cuadro de mandos</w:t>
       </w:r>
     </w:p>
     <w:p>
@@ -1610,6 +1565,74 @@
       </w:pPr>
       <w:r>
         <w:rPr>
+          <w:noProof/>
+        </w:rPr>
+        <w:lastRenderedPageBreak/>
+        <w:drawing>
+          <wp:anchor distT="0" distB="0" distL="114300" distR="114300" simplePos="0" relativeHeight="251658240" behindDoc="0" locked="0" layoutInCell="1" allowOverlap="1" wp14:anchorId="3F519FB9">
+            <wp:simplePos x="0" y="0"/>
+            <wp:positionH relativeFrom="column">
+              <wp:posOffset>1962642</wp:posOffset>
+            </wp:positionH>
+            <wp:positionV relativeFrom="paragraph">
+              <wp:posOffset>27305</wp:posOffset>
+            </wp:positionV>
+            <wp:extent cx="4173220" cy="3007995"/>
+            <wp:effectExtent l="0" t="0" r="5080" b="1905"/>
+            <wp:wrapSquare wrapText="bothSides"/>
+            <wp:docPr id="2" name="Imagen 2"/>
+            <wp:cNvGraphicFramePr>
+              <a:graphicFrameLocks xmlns:a="http://schemas.openxmlformats.org/drawingml/2006/main" noChangeAspect="1"/>
+            </wp:cNvGraphicFramePr>
+            <a:graphic xmlns:a="http://schemas.openxmlformats.org/drawingml/2006/main">
+              <a:graphicData uri="http://schemas.openxmlformats.org/drawingml/2006/picture">
+                <pic:pic xmlns:pic="http://schemas.openxmlformats.org/drawingml/2006/picture">
+                  <pic:nvPicPr>
+                    <pic:cNvPr id="2" name="Gemini_Generated_Image_kax5nmkax5nmkax5.png"/>
+                    <pic:cNvPicPr/>
+                  </pic:nvPicPr>
+                  <pic:blipFill rotWithShape="1">
+                    <a:blip r:embed="rId7">
+                      <a:extLst>
+                        <a:ext uri="{28A0092B-C50C-407E-A947-70E740481C1C}">
+                          <a14:useLocalDpi xmlns:a14="http://schemas.microsoft.com/office/drawing/2010/main" val="0"/>
+                        </a:ext>
+                      </a:extLst>
+                    </a:blip>
+                    <a:srcRect l="16628" t="3093" r="15165" b="6779"/>
+                    <a:stretch/>
+                  </pic:blipFill>
+                  <pic:spPr bwMode="auto">
+                    <a:xfrm>
+                      <a:off x="0" y="0"/>
+                      <a:ext cx="4173220" cy="3007995"/>
+                    </a:xfrm>
+                    <a:prstGeom prst="rect">
+                      <a:avLst/>
+                    </a:prstGeom>
+                    <a:ln>
+                      <a:noFill/>
+                    </a:ln>
+                    <a:extLst>
+                      <a:ext uri="{53640926-AAD7-44D8-BBD7-CCE9431645EC}">
+                        <a14:shadowObscured xmlns:a14="http://schemas.microsoft.com/office/drawing/2010/main"/>
+                      </a:ext>
+                    </a:extLst>
+                  </pic:spPr>
+                </pic:pic>
+              </a:graphicData>
+            </a:graphic>
+            <wp14:sizeRelH relativeFrom="page">
+              <wp14:pctWidth>0</wp14:pctWidth>
+            </wp14:sizeRelH>
+            <wp14:sizeRelV relativeFrom="page">
+              <wp14:pctHeight>0</wp14:pctHeight>
+            </wp14:sizeRelV>
+          </wp:anchor>
+        </w:drawing>
+      </w:r>
+      <w:r>
+        <w:rPr>
           <w:b/>
           <w:bCs/>
         </w:rPr>
@@ -1636,16 +1659,9 @@
         <w:t>, garantizando la máxima seguridad operativa y la confianza de los empleados en el sistema.</w:t>
       </w:r>
     </w:p>
-    <w:p>
-      <w:pPr>
-        <w:pStyle w:val="NormalWeb"/>
-        <w:spacing w:line="276" w:lineRule="auto"/>
-        <w:jc w:val="both"/>
-      </w:pPr>
-    </w:p>
     <w:sectPr>
-      <w:headerReference w:type="default" r:id="rId7"/>
-      <w:footerReference w:type="default" r:id="rId8"/>
+      <w:headerReference w:type="default" r:id="rId8"/>
+      <w:footerReference w:type="default" r:id="rId9"/>
       <w:pgSz w:w="11906" w:h="16838" w:code="9"/>
       <w:pgMar w:top="1134" w:right="1134" w:bottom="1134" w:left="1134" w:header="709" w:footer="709" w:gutter="0"/>
       <w:cols w:space="708"/>
